--- a/website/downloads/08_SSD_Manager_Loesch_und_Aufbewahrungskonzept.docx
+++ b/website/downloads/08_SSD_Manager_Loesch_und_Aufbewahrungskonzept.docx
@@ -99,7 +99,7 @@
           </w:tcPr>
           <w:p>
             <w:r>
-              <w:t>26.07.2026</w:t>
+              <w:t>20.08.2026</w:t>
             </w:r>
           </w:p>
         </w:tc>
@@ -409,6 +409,41 @@
           <w:p>
             <w:r>
               <w:t>Inhalt erhalten; Absender anonymisieren</w:t>
+            </w:r>
+          </w:p>
+        </w:tc>
+      </w:tr>
+      <w:tr>
+        <w:tc>
+          <w:tcPr>
+            <w:tcW w:w="2200" w:type="dxa"/>
+            <w:vAlign w:val="center"/>
+          </w:tcPr>
+          <w:p>
+            <w:r>
+              <w:t>Eigene oder gemeldete Nachricht</w:t>
+            </w:r>
+          </w:p>
+        </w:tc>
+        <w:tc>
+          <w:tcPr>
+            <w:tcW w:w="2300" w:type="dxa"/>
+            <w:vAlign w:val="center"/>
+          </w:tcPr>
+          <w:p>
+            <w:r>
+              <w:t>Absenderlöschung oder Entscheidung der Lehreraufsicht</w:t>
+            </w:r>
+          </w:p>
+        </w:tc>
+        <w:tc>
+          <w:tcPr>
+            <w:tcW w:w="4860" w:type="dxa"/>
+            <w:vAlign w:val="center"/>
+          </w:tcPr>
+          <w:p>
+            <w:r>
+              <w:t>Text und Dateibytes entfernen; Tombstones im Chat erhalten</w:t>
             </w:r>
           </w:p>
         </w:tc>
